--- a/documentation/Planning and analysis/Web Design Planning and Analysis.pdf.docx
+++ b/documentation/Planning and analysis/Web Design Planning and Analysis.pdf.docx
@@ -191,10 +191,10 @@
           <w:color w:val="000000"/>
           <w:sz w:val="28"/>
         </w:rPr>
-        <w:t xml:space="preserve">                                                           </w:t>
-      </w:r>
-      <w:r>
-        <w:t xml:space="preserve"> HOME PAGE   </w:t>
+        <w:t xml:space="preserve">                                                        </w:t>
+      </w:r>
+      <w:r>
+        <w:t xml:space="preserve">HOME PAGE   </w:t>
       </w:r>
     </w:p>
     <w:p>
@@ -278,29 +278,29 @@
         <w:ind w:left="-5"/>
       </w:pPr>
       <w:r>
+        <w:t>Body</w:t>
+      </w:r>
+      <w:r>
+        <w:rPr>
+          <w:u w:val="none"/>
+        </w:rPr>
+        <w:t xml:space="preserve"> </w:t>
+      </w:r>
+    </w:p>
+    <w:p>
+      <w:pPr>
+        <w:ind w:left="-5"/>
+      </w:pPr>
+      <w:r>
+        <w:t xml:space="preserve">Hero image on background  </w:t>
+      </w:r>
+    </w:p>
+    <w:p>
+      <w:pPr>
+        <w:ind w:left="-5"/>
+      </w:pPr>
+      <w:r>
         <w:lastRenderedPageBreak/>
-        <w:t>Body</w:t>
-      </w:r>
-      <w:r>
-        <w:rPr>
-          <w:u w:val="none"/>
-        </w:rPr>
-        <w:t xml:space="preserve"> </w:t>
-      </w:r>
-    </w:p>
-    <w:p>
-      <w:pPr>
-        <w:ind w:left="-5"/>
-      </w:pPr>
-      <w:r>
-        <w:t xml:space="preserve">Hero image on background  </w:t>
-      </w:r>
-    </w:p>
-    <w:p>
-      <w:pPr>
-        <w:ind w:left="-5"/>
-      </w:pPr>
-      <w:r>
         <w:t xml:space="preserve">Heading and Subheading on left side of the background image       </w:t>
       </w:r>
     </w:p>
@@ -595,30 +595,30 @@
         <w:ind w:left="-5" w:right="0"/>
       </w:pPr>
       <w:r>
+        <w:t xml:space="preserve">                         HINDUSTANI CLASSICAL MUSIC PAGE  </w:t>
+      </w:r>
+    </w:p>
+    <w:p>
+      <w:pPr>
+        <w:spacing w:after="224" w:line="259" w:lineRule="auto"/>
+        <w:ind w:left="0" w:firstLine="0"/>
+      </w:pPr>
+      <w:r>
+        <w:rPr>
+          <w:sz w:val="24"/>
+        </w:rPr>
+        <w:t xml:space="preserve"> </w:t>
+      </w:r>
+    </w:p>
+    <w:p>
+      <w:pPr>
+        <w:ind w:left="-5"/>
+      </w:pPr>
+      <w:r>
+        <w:rPr>
+          <w:u w:val="single" w:color="000000"/>
+        </w:rPr>
         <w:lastRenderedPageBreak/>
-        <w:t xml:space="preserve">                         HINDUSTANI CLASSICAL MUSIC PAGE  </w:t>
-      </w:r>
-    </w:p>
-    <w:p>
-      <w:pPr>
-        <w:spacing w:after="224" w:line="259" w:lineRule="auto"/>
-        <w:ind w:left="0" w:firstLine="0"/>
-      </w:pPr>
-      <w:r>
-        <w:rPr>
-          <w:sz w:val="24"/>
-        </w:rPr>
-        <w:t xml:space="preserve"> </w:t>
-      </w:r>
-    </w:p>
-    <w:p>
-      <w:pPr>
-        <w:ind w:left="-5"/>
-      </w:pPr>
-      <w:r>
-        <w:rPr>
-          <w:u w:val="single" w:color="000000"/>
-        </w:rPr>
         <w:t>Title</w:t>
       </w:r>
       <w:r>
@@ -891,56 +891,56 @@
         <w:ind w:left="-5" w:right="0"/>
       </w:pPr>
       <w:r>
+        <w:t>CARNATIC</w:t>
+      </w:r>
+      <w:r>
+        <w:t xml:space="preserve"> CLASSICAL</w:t>
+      </w:r>
+      <w:r>
+        <w:t xml:space="preserve"> MUSIC PAGE  </w:t>
+      </w:r>
+    </w:p>
+    <w:p>
+      <w:pPr>
+        <w:spacing w:after="224" w:line="259" w:lineRule="auto"/>
+        <w:ind w:left="0" w:firstLine="0"/>
+      </w:pPr>
+      <w:r>
+        <w:rPr>
+          <w:sz w:val="24"/>
+        </w:rPr>
+        <w:t xml:space="preserve"> </w:t>
+      </w:r>
+    </w:p>
+    <w:p>
+      <w:pPr>
+        <w:ind w:left="-5"/>
+      </w:pPr>
+      <w:r>
+        <w:rPr>
+          <w:u w:val="single" w:color="000000"/>
+        </w:rPr>
+        <w:t>Title</w:t>
+      </w:r>
+      <w:r>
+        <w:t xml:space="preserve">- Indian Music </w:t>
+      </w:r>
+      <w:r>
+        <w:rPr>
+          <w:sz w:val="24"/>
+        </w:rPr>
+        <w:t xml:space="preserve"> </w:t>
+      </w:r>
+    </w:p>
+    <w:p>
+      <w:pPr>
+        <w:ind w:left="-5"/>
+      </w:pPr>
+      <w:r>
+        <w:rPr>
+          <w:u w:val="single" w:color="000000"/>
+        </w:rPr>
         <w:lastRenderedPageBreak/>
-        <w:t>CARNATIC</w:t>
-      </w:r>
-      <w:r>
-        <w:t xml:space="preserve"> CLASSICAL</w:t>
-      </w:r>
-      <w:r>
-        <w:t xml:space="preserve"> MUSIC PAGE  </w:t>
-      </w:r>
-    </w:p>
-    <w:p>
-      <w:pPr>
-        <w:spacing w:after="224" w:line="259" w:lineRule="auto"/>
-        <w:ind w:left="0" w:firstLine="0"/>
-      </w:pPr>
-      <w:r>
-        <w:rPr>
-          <w:sz w:val="24"/>
-        </w:rPr>
-        <w:t xml:space="preserve"> </w:t>
-      </w:r>
-    </w:p>
-    <w:p>
-      <w:pPr>
-        <w:ind w:left="-5"/>
-      </w:pPr>
-      <w:r>
-        <w:rPr>
-          <w:u w:val="single" w:color="000000"/>
-        </w:rPr>
-        <w:t>Title</w:t>
-      </w:r>
-      <w:r>
-        <w:t xml:space="preserve">- Indian Music </w:t>
-      </w:r>
-      <w:r>
-        <w:rPr>
-          <w:sz w:val="24"/>
-        </w:rPr>
-        <w:t xml:space="preserve"> </w:t>
-      </w:r>
-    </w:p>
-    <w:p>
-      <w:pPr>
-        <w:ind w:left="-5"/>
-      </w:pPr>
-      <w:r>
-        <w:rPr>
-          <w:u w:val="single" w:color="000000"/>
-        </w:rPr>
         <w:t xml:space="preserve">Heading </w:t>
       </w:r>
       <w:r>
@@ -1202,42 +1202,42 @@
         <w:ind w:left="-5" w:right="0"/>
       </w:pPr>
       <w:r>
+        <w:t xml:space="preserve">                                        OTHER STYLES PAGE  </w:t>
+      </w:r>
+    </w:p>
+    <w:p>
+      <w:pPr>
+        <w:spacing w:after="184" w:line="259" w:lineRule="auto"/>
+        <w:ind w:left="0" w:firstLine="0"/>
+      </w:pPr>
+      <w:r>
+        <w:rPr>
+          <w:sz w:val="24"/>
+        </w:rPr>
+        <w:t xml:space="preserve"> </w:t>
+      </w:r>
+    </w:p>
+    <w:p>
+      <w:pPr>
+        <w:spacing w:after="229" w:line="259" w:lineRule="auto"/>
+        <w:ind w:left="0" w:firstLine="0"/>
+      </w:pPr>
+      <w:r>
+        <w:rPr>
+          <w:sz w:val="24"/>
+        </w:rPr>
+        <w:t xml:space="preserve"> </w:t>
+      </w:r>
+    </w:p>
+    <w:p>
+      <w:pPr>
+        <w:ind w:left="-5"/>
+      </w:pPr>
+      <w:r>
+        <w:rPr>
+          <w:u w:val="single" w:color="000000"/>
+        </w:rPr>
         <w:lastRenderedPageBreak/>
-        <w:t xml:space="preserve">                                        OTHER STYLES PAGE  </w:t>
-      </w:r>
-    </w:p>
-    <w:p>
-      <w:pPr>
-        <w:spacing w:after="184" w:line="259" w:lineRule="auto"/>
-        <w:ind w:left="0" w:firstLine="0"/>
-      </w:pPr>
-      <w:r>
-        <w:rPr>
-          <w:sz w:val="24"/>
-        </w:rPr>
-        <w:t xml:space="preserve"> </w:t>
-      </w:r>
-    </w:p>
-    <w:p>
-      <w:pPr>
-        <w:spacing w:after="229" w:line="259" w:lineRule="auto"/>
-        <w:ind w:left="0" w:firstLine="0"/>
-      </w:pPr>
-      <w:r>
-        <w:rPr>
-          <w:sz w:val="24"/>
-        </w:rPr>
-        <w:t xml:space="preserve"> </w:t>
-      </w:r>
-    </w:p>
-    <w:p>
-      <w:pPr>
-        <w:ind w:left="-5"/>
-      </w:pPr>
-      <w:r>
-        <w:rPr>
-          <w:u w:val="single" w:color="000000"/>
-        </w:rPr>
         <w:t>Title</w:t>
       </w:r>
       <w:r>
@@ -1505,48 +1505,48 @@
         <w:ind w:left="-5" w:right="0"/>
       </w:pPr>
       <w:r>
+        <w:t xml:space="preserve">                                                </w:t>
+      </w:r>
+      <w:r>
+        <w:t>CONTACT</w:t>
+      </w:r>
+      <w:r>
+        <w:t xml:space="preserve"> PAGE  </w:t>
+      </w:r>
+    </w:p>
+    <w:p>
+      <w:pPr>
+        <w:spacing w:after="184" w:line="259" w:lineRule="auto"/>
+        <w:ind w:left="0" w:firstLine="0"/>
+      </w:pPr>
+      <w:r>
+        <w:rPr>
+          <w:sz w:val="24"/>
+        </w:rPr>
+        <w:t xml:space="preserve"> </w:t>
+      </w:r>
+    </w:p>
+    <w:p>
+      <w:pPr>
+        <w:spacing w:after="225" w:line="259" w:lineRule="auto"/>
+        <w:ind w:left="0" w:firstLine="0"/>
+      </w:pPr>
+      <w:r>
+        <w:rPr>
+          <w:sz w:val="24"/>
+        </w:rPr>
+        <w:t xml:space="preserve"> </w:t>
+      </w:r>
+    </w:p>
+    <w:p>
+      <w:pPr>
+        <w:ind w:left="-5"/>
+      </w:pPr>
+      <w:r>
+        <w:rPr>
+          <w:u w:val="single" w:color="000000"/>
+        </w:rPr>
         <w:lastRenderedPageBreak/>
-        <w:t xml:space="preserve">                                                </w:t>
-      </w:r>
-      <w:r>
-        <w:t>CONTACT</w:t>
-      </w:r>
-      <w:r>
-        <w:t xml:space="preserve"> PAGE  </w:t>
-      </w:r>
-    </w:p>
-    <w:p>
-      <w:pPr>
-        <w:spacing w:after="184" w:line="259" w:lineRule="auto"/>
-        <w:ind w:left="0" w:firstLine="0"/>
-      </w:pPr>
-      <w:r>
-        <w:rPr>
-          <w:sz w:val="24"/>
-        </w:rPr>
-        <w:t xml:space="preserve"> </w:t>
-      </w:r>
-    </w:p>
-    <w:p>
-      <w:pPr>
-        <w:spacing w:after="225" w:line="259" w:lineRule="auto"/>
-        <w:ind w:left="0" w:firstLine="0"/>
-      </w:pPr>
-      <w:r>
-        <w:rPr>
-          <w:sz w:val="24"/>
-        </w:rPr>
-        <w:t xml:space="preserve"> </w:t>
-      </w:r>
-    </w:p>
-    <w:p>
-      <w:pPr>
-        <w:ind w:left="-5"/>
-      </w:pPr>
-      <w:r>
-        <w:rPr>
-          <w:u w:val="single" w:color="000000"/>
-        </w:rPr>
         <w:t>Title</w:t>
       </w:r>
       <w:r>
